--- a/uk-pmrv-app-api/src/main/resources/templates/ca/northern_ireland/installation/Notice of ALR Approval of Allocation (with corrections)_NI.docx
+++ b/uk-pmrv-app-api/src/main/resources/templates/ca/northern_ireland/installation/Notice of ALR Approval of Allocation (with corrections)_NI.docx
@@ -76,27 +76,14 @@
             <w:pPr>
               <w:pStyle w:val="TemplateCommand"/>
             </w:pPr>
-            <w:r>
-              <w:fldChar w:fldCharType="begin"/>
-            </w:r>
-            <w:r>
-              <w:instrText xml:space="preserve"> MERGEFIELD  [#else]  \* MERGEFORMAT </w:instrText>
-            </w:r>
-            <w:r>
-              <w:fldChar w:fldCharType="separate"/>
-            </w:r>
-            <w:r>
-              <w:rPr>
-                <w:noProof/>
-              </w:rPr>
-              <w:t>«[#else]»</w:t>
-            </w:r>
-            <w:r>
-              <w:rPr>
-                <w:noProof/>
-              </w:rPr>
-              <w:fldChar w:fldCharType="end"/>
-            </w:r>
+            <w:fldSimple w:instr=" MERGEFIELD  [#else]  \* MERGEFORMAT ">
+              <w:r>
+                <w:rPr>
+                  <w:noProof/>
+                </w:rPr>
+                <w:t>«[#else]»</w:t>
+              </w:r>
+            </w:fldSimple>
           </w:p>
           <w:p>
             <w:pPr>
@@ -132,27 +119,14 @@
             <w:pPr>
               <w:pStyle w:val="TemplateCommand"/>
             </w:pPr>
-            <w:r>
-              <w:fldChar w:fldCharType="begin"/>
-            </w:r>
-            <w:r>
-              <w:instrText xml:space="preserve"> MERGEFIELD  [/#if]  \* MERGEFORMAT </w:instrText>
-            </w:r>
-            <w:r>
-              <w:fldChar w:fldCharType="separate"/>
-            </w:r>
-            <w:r>
-              <w:rPr>
-                <w:noProof/>
-              </w:rPr>
-              <w:t>«[/#if]»</w:t>
-            </w:r>
-            <w:r>
-              <w:rPr>
-                <w:noProof/>
-              </w:rPr>
-              <w:fldChar w:fldCharType="end"/>
-            </w:r>
+            <w:fldSimple w:instr=" MERGEFIELD  [/#if]  \* MERGEFORMAT ">
+              <w:r>
+                <w:rPr>
+                  <w:noProof/>
+                </w:rPr>
+                <w:t>«[/#if]»</w:t>
+              </w:r>
+            </w:fldSimple>
           </w:p>
           <w:p>
             <w:pPr>
@@ -279,27 +253,14 @@
       <w:pPr>
         <w:pStyle w:val="TemplateCommand"/>
       </w:pPr>
-      <w:r>
-        <w:fldChar w:fldCharType="begin"/>
-      </w:r>
-      <w:r>
-        <w:instrText xml:space="preserve"> MERGEFIELD  [#else]  \* MERGEFORMAT </w:instrText>
-      </w:r>
-      <w:r>
-        <w:fldChar w:fldCharType="separate"/>
-      </w:r>
-      <w:r>
-        <w:rPr>
-          <w:noProof/>
-        </w:rPr>
-        <w:t>«[#else]»</w:t>
-      </w:r>
-      <w:r>
-        <w:rPr>
-          <w:noProof/>
-        </w:rPr>
-        <w:fldChar w:fldCharType="end"/>
-      </w:r>
+      <w:fldSimple w:instr=" MERGEFIELD  [#else]  \* MERGEFORMAT ">
+        <w:r>
+          <w:rPr>
+            <w:noProof/>
+          </w:rPr>
+          <w:t>«[#else]»</w:t>
+        </w:r>
+      </w:fldSimple>
     </w:p>
     <w:p>
       <w:pPr>
@@ -327,27 +288,14 @@
           <w:noProof/>
         </w:rPr>
       </w:pPr>
-      <w:r>
-        <w:fldChar w:fldCharType="begin"/>
-      </w:r>
-      <w:r>
-        <w:instrText xml:space="preserve"> MERGEFIELD  [/#if]  \* MERGEFORMAT </w:instrText>
-      </w:r>
-      <w:r>
-        <w:fldChar w:fldCharType="separate"/>
-      </w:r>
-      <w:r>
-        <w:rPr>
-          <w:noProof/>
-        </w:rPr>
-        <w:t>«[/#if]»</w:t>
-      </w:r>
-      <w:r>
-        <w:rPr>
-          <w:noProof/>
-        </w:rPr>
-        <w:fldChar w:fldCharType="end"/>
-      </w:r>
+      <w:fldSimple w:instr=" MERGEFIELD  [/#if]  \* MERGEFORMAT ">
+        <w:r>
+          <w:rPr>
+            <w:noProof/>
+          </w:rPr>
+          <w:t>«[/#if]»</w:t>
+        </w:r>
+      </w:fldSimple>
     </w:p>
     <w:p>
       <w:pPr>
@@ -360,27 +308,14 @@
       <w:pPr>
         <w:pStyle w:val="TemplateCommand"/>
       </w:pPr>
-      <w:r>
-        <w:fldChar w:fldCharType="begin"/>
-      </w:r>
-      <w:r>
-        <w:instrText xml:space="preserve"> MERGEFIELD  "[#if params.authorityResponse.type=='VALID_WITH_CORRECTIONS']"  \* MERGEFORMAT </w:instrText>
-      </w:r>
-      <w:r>
-        <w:fldChar w:fldCharType="separate"/>
-      </w:r>
-      <w:r>
-        <w:rPr>
-          <w:noProof/>
-        </w:rPr>
-        <w:t>«[#if params.authorityResponse.type=='VAL»</w:t>
-      </w:r>
-      <w:r>
-        <w:rPr>
-          <w:noProof/>
-        </w:rPr>
-        <w:fldChar w:fldCharType="end"/>
-      </w:r>
+      <w:fldSimple w:instr=" MERGEFIELD  &quot;[#if params.authorityResponse.type=='VALID_WITH_CORRECTIONS']&quot;  \* MERGEFORMAT ">
+        <w:r>
+          <w:rPr>
+            <w:noProof/>
+          </w:rPr>
+          <w:t>«[#if params.authorityResponse.type=='VAL»</w:t>
+        </w:r>
+      </w:fldSimple>
     </w:p>
     <w:p>
       <w:pPr>
@@ -427,27 +362,14 @@
       <w:pPr>
         <w:pStyle w:val="TemplateCommand"/>
       </w:pPr>
-      <w:r>
-        <w:fldChar w:fldCharType="begin"/>
-      </w:r>
-      <w:r>
-        <w:instrText xml:space="preserve"> MERGEFIELD  [#else]  \* MERGEFORMAT </w:instrText>
-      </w:r>
-      <w:r>
-        <w:fldChar w:fldCharType="separate"/>
-      </w:r>
-      <w:r>
-        <w:rPr>
-          <w:noProof/>
-        </w:rPr>
-        <w:t>«[#else]»</w:t>
-      </w:r>
-      <w:r>
-        <w:rPr>
-          <w:noProof/>
-        </w:rPr>
-        <w:fldChar w:fldCharType="end"/>
-      </w:r>
+      <w:fldSimple w:instr=" MERGEFIELD  [#else]  \* MERGEFORMAT ">
+        <w:r>
+          <w:rPr>
+            <w:noProof/>
+          </w:rPr>
+          <w:t>«[#else]»</w:t>
+        </w:r>
+      </w:fldSimple>
     </w:p>
     <w:p>
       <w:pPr>
@@ -474,24 +396,59 @@
       <w:pPr>
         <w:pStyle w:val="TemplateCommand"/>
       </w:pPr>
-      <w:r>
+      <w:fldSimple w:instr=" MERGEFIELD  [/#if]  \* MERGEFORMAT ">
+        <w:r>
+          <w:rPr>
+            <w:noProof/>
+          </w:rPr>
+          <w:t>«[/#if]»</w:t>
+        </w:r>
+      </w:fldSimple>
+    </w:p>
+    <w:p>
+      <w:pPr>
+        <w:jc w:val="left"/>
+        <w:rPr>
+          <w:rFonts w:cs="Arial"/>
+        </w:rPr>
+      </w:pPr>
+      <w:r>
+        <w:rPr>
+          <w:b/>
+        </w:rPr>
+        <w:t>Permit reference:</w:t>
+      </w:r>
+      <w:r>
+        <w:t xml:space="preserve"> </w:t>
+      </w:r>
+      <w:r>
+        <w:rPr>
+          <w:rFonts w:cs="Arial"/>
+        </w:rPr>
         <w:fldChar w:fldCharType="begin"/>
       </w:r>
       <w:r>
-        <w:instrText xml:space="preserve"> MERGEFIELD  [/#if]  \* MERGEFORMAT </w:instrText>
-      </w:r>
-      <w:r>
+        <w:rPr>
+          <w:rFonts w:cs="Arial"/>
+        </w:rPr>
+        <w:instrText xml:space="preserve"> MERGEFIELD  ${(permitId)!}  \* MERGEFORMAT </w:instrText>
+      </w:r>
+      <w:r>
+        <w:rPr>
+          <w:rFonts w:cs="Arial"/>
+        </w:rPr>
         <w:fldChar w:fldCharType="separate"/>
       </w:r>
       <w:r>
         <w:rPr>
+          <w:rFonts w:cs="Arial"/>
           <w:noProof/>
         </w:rPr>
-        <w:t>«[/#if]»</w:t>
-      </w:r>
-      <w:r>
-        <w:rPr>
-          <w:noProof/>
+        <w:t>«${(permitId)!}»</w:t>
+      </w:r>
+      <w:r>
+        <w:rPr>
+          <w:rFonts w:cs="Arial"/>
         </w:rPr>
         <w:fldChar w:fldCharType="end"/>
       </w:r>
@@ -505,44 +462,32 @@
       </w:pPr>
       <w:r>
         <w:rPr>
+          <w:rFonts w:cs="Arial"/>
           <w:b/>
         </w:rPr>
-        <w:t>Permit reference:</w:t>
-      </w:r>
-      <w:r>
+        <w:t>R</w:t>
+      </w:r>
+      <w:r>
+        <w:rPr>
+          <w:rFonts w:cs="Arial"/>
+          <w:b/>
+        </w:rPr>
+        <w:t>eference:</w:t>
+      </w:r>
+      <w:r>
+        <w:rPr>
+          <w:rFonts w:cs="Arial"/>
+        </w:rPr>
         <w:t xml:space="preserve"> </w:t>
       </w:r>
-      <w:r>
-        <w:rPr>
-          <w:rFonts w:cs="Arial"/>
-        </w:rPr>
-        <w:fldChar w:fldCharType="begin"/>
-      </w:r>
-      <w:r>
-        <w:rPr>
-          <w:rFonts w:cs="Arial"/>
-        </w:rPr>
-        <w:instrText xml:space="preserve"> MERGEFIELD  ${(permitId)!}  \* MERGEFORMAT </w:instrText>
-      </w:r>
-      <w:r>
-        <w:rPr>
-          <w:rFonts w:cs="Arial"/>
-        </w:rPr>
-        <w:fldChar w:fldCharType="separate"/>
-      </w:r>
-      <w:r>
-        <w:rPr>
-          <w:rFonts w:cs="Arial"/>
-          <w:noProof/>
-        </w:rPr>
-        <w:t>«${(permitId)!}»</w:t>
-      </w:r>
-      <w:r>
-        <w:rPr>
-          <w:rFonts w:cs="Arial"/>
-        </w:rPr>
-        <w:fldChar w:fldCharType="end"/>
-      </w:r>
+      <w:fldSimple w:instr=" MERGEFIELD  ${workflow.requestId}  \* MERGEFORMAT ">
+        <w:r>
+          <w:rPr>
+            <w:noProof/>
+          </w:rPr>
+          <w:t>«${workflow.requestId}»</w:t>
+        </w:r>
+      </w:fldSimple>
     </w:p>
     <w:p>
       <w:pPr>
@@ -551,47 +496,6 @@
           <w:rFonts w:cs="Arial"/>
         </w:rPr>
       </w:pPr>
-      <w:r>
-        <w:rPr>
-          <w:rFonts w:cs="Arial"/>
-          <w:b/>
-        </w:rPr>
-        <w:t>R</w:t>
-      </w:r>
-      <w:r>
-        <w:rPr>
-          <w:rFonts w:cs="Arial"/>
-          <w:b/>
-        </w:rPr>
-        <w:t>eference:</w:t>
-      </w:r>
-      <w:r>
-        <w:rPr>
-          <w:rFonts w:cs="Arial"/>
-        </w:rPr>
-        <w:t xml:space="preserve"> </w:t>
-      </w:r>
-      <w:r>
-        <w:fldChar w:fldCharType="begin"/>
-      </w:r>
-      <w:r>
-        <w:instrText xml:space="preserve"> MERGEFIELD  ${workflow.requestId}  \* MERGEFORMAT </w:instrText>
-      </w:r>
-      <w:r>
-        <w:fldChar w:fldCharType="separate"/>
-      </w:r>
-      <w:r>
-        <w:rPr>
-          <w:noProof/>
-        </w:rPr>
-        <w:t>«${workflow.requestId}»</w:t>
-      </w:r>
-      <w:r>
-        <w:rPr>
-          <w:noProof/>
-        </w:rPr>
-        <w:fldChar w:fldCharType="end"/>
-      </w:r>
     </w:p>
     <w:p>
       <w:pPr>
@@ -600,38 +504,17 @@
           <w:rFonts w:cs="Arial"/>
         </w:rPr>
       </w:pPr>
-    </w:p>
-    <w:p>
-      <w:pPr>
-        <w:jc w:val="left"/>
-        <w:rPr>
-          <w:rFonts w:cs="Arial"/>
-        </w:rPr>
-      </w:pPr>
       <w:r>
         <w:t xml:space="preserve">To: </w:t>
       </w:r>
-      <w:r>
-        <w:fldChar w:fldCharType="begin"/>
-      </w:r>
-      <w:r>
-        <w:instrText xml:space="preserve"> MERGEFIELD  ${(account.legalEntityName)!}  \* MERGEFORMAT </w:instrText>
-      </w:r>
-      <w:r>
-        <w:fldChar w:fldCharType="separate"/>
-      </w:r>
-      <w:r>
-        <w:rPr>
-          <w:noProof/>
-        </w:rPr>
-        <w:t>«${(account.legalEntityName)!}»</w:t>
-      </w:r>
-      <w:r>
-        <w:rPr>
-          <w:noProof/>
-        </w:rPr>
-        <w:fldChar w:fldCharType="end"/>
-      </w:r>
+      <w:fldSimple w:instr=" MERGEFIELD  ${(account.legalEntityName)!}  \* MERGEFORMAT ">
+        <w:r>
+          <w:rPr>
+            <w:noProof/>
+          </w:rPr>
+          <w:t>«${(account.legalEntityName)!}»</w:t>
+        </w:r>
+      </w:fldSimple>
       <w:r>
         <w:rPr>
           <w:rFonts w:cs="Arial"/>
@@ -714,56 +597,30 @@
         <w:spacing w:before="120" w:beforeAutospacing="0" w:after="0" w:afterAutospacing="0"/>
         <w:jc w:val="left"/>
       </w:pPr>
-      <w:r>
-        <w:fldChar w:fldCharType="begin"/>
-      </w:r>
-      <w:r>
-        <w:instrText xml:space="preserve"> MERGEFIELD  ${(account.siteName)!}  \* MERGEFORMAT </w:instrText>
-      </w:r>
-      <w:r>
-        <w:fldChar w:fldCharType="separate"/>
-      </w:r>
-      <w:r>
+      <w:fldSimple w:instr=" MERGEFIELD  ${(account.siteName)!}  \* MERGEFORMAT ">
+        <w:r>
+          <w:rPr>
+            <w:noProof/>
+          </w:rPr>
+          <w:t>«${(account.siteName)!}»</w:t>
+        </w:r>
+      </w:fldSimple>
+    </w:p>
+    <w:p>
+      <w:pPr>
+        <w:jc w:val="left"/>
         <w:rPr>
           <w:noProof/>
         </w:rPr>
-        <w:t>«${(account.siteName)!}»</w:t>
-      </w:r>
-      <w:r>
-        <w:rPr>
-          <w:noProof/>
-        </w:rPr>
-        <w:fldChar w:fldCharType="end"/>
-      </w:r>
-    </w:p>
-    <w:p>
-      <w:pPr>
-        <w:jc w:val="left"/>
-        <w:rPr>
-          <w:noProof/>
-        </w:rPr>
-      </w:pPr>
-      <w:r>
-        <w:fldChar w:fldCharType="begin"/>
-      </w:r>
-      <w:r>
-        <w:instrText xml:space="preserve"> MERGEFIELD  ${(account.location)!}  \* MERGEFORMAT </w:instrText>
-      </w:r>
-      <w:r>
-        <w:fldChar w:fldCharType="separate"/>
-      </w:r>
-      <w:r>
-        <w:rPr>
-          <w:noProof/>
-        </w:rPr>
-        <w:t>«${(account.location)!}»</w:t>
-      </w:r>
-      <w:r>
-        <w:rPr>
-          <w:noProof/>
-        </w:rPr>
-        <w:fldChar w:fldCharType="end"/>
-      </w:r>
+      </w:pPr>
+      <w:fldSimple w:instr=" MERGEFIELD  ${(account.location)!}  \* MERGEFORMAT ">
+        <w:r>
+          <w:rPr>
+            <w:noProof/>
+          </w:rPr>
+          <w:t>«${(account.location)!}»</w:t>
+        </w:r>
+      </w:fldSimple>
     </w:p>
     <w:p>
       <w:pPr>
@@ -1164,11 +1021,30 @@
           <w:noProof/>
         </w:rPr>
       </w:pPr>
+      <w:fldSimple w:instr=" MERGEFIELD  [/#if]  \* MERGEFORMAT ">
+        <w:r>
+          <w:rPr>
+            <w:noProof/>
+          </w:rPr>
+          <w:t>«[/#if]»</w:t>
+        </w:r>
+      </w:fldSimple>
+    </w:p>
+    <w:p>
+      <w:pPr>
+        <w:pStyle w:val="TemplateCommand"/>
+      </w:pPr>
       <w:r>
         <w:fldChar w:fldCharType="begin"/>
       </w:r>
       <w:r>
-        <w:instrText xml:space="preserve"> MERGEFIELD  [/#if]  \* MERGEFORMAT </w:instrText>
+        <w:instrText xml:space="preserve"> MERGEFIELD  "[#if params.</w:instrText>
+      </w:r>
+      <w:r>
+        <w:instrText>alr</w:instrText>
+      </w:r>
+      <w:r>
+        <w:instrText xml:space="preserve">.determination.articleReasonItems?seq_contains('ERROR_IN_NEW_ENTRANT_DATA_REPORT')]"  \* MERGEFORMAT </w:instrText>
       </w:r>
       <w:r>
         <w:fldChar w:fldCharType="separate"/>
@@ -1177,7 +1053,7 @@
         <w:rPr>
           <w:noProof/>
         </w:rPr>
-        <w:t>«[/#if]»</w:t>
+        <w:t>«[#if params.doal.determination.articleRe»</w:t>
       </w:r>
       <w:r>
         <w:rPr>
@@ -1188,7 +1064,45 @@
     </w:p>
     <w:p>
       <w:pPr>
+        <w:ind w:right="144"/>
+        <w:rPr>
+          <w:rFonts w:cs="Arial"/>
+        </w:rPr>
+      </w:pPr>
+      <w:r>
+        <w:rPr>
+          <w:rFonts w:cs="Arial"/>
+        </w:rPr>
+        <w:t>There was an error in the application for free allocation made in respect of your installation under Article 5 of the Free Allocation Regulation.</w:t>
+      </w:r>
+    </w:p>
+    <w:p>
+      <w:pPr>
+        <w:ind w:right="144"/>
+        <w:rPr>
+          <w:rFonts w:cs="Arial"/>
+        </w:rPr>
+      </w:pPr>
+    </w:p>
+    <w:p>
+      <w:pPr>
         <w:pStyle w:val="TemplateCommand"/>
+        <w:rPr>
+          <w:noProof/>
+        </w:rPr>
+      </w:pPr>
+      <w:fldSimple w:instr=" MERGEFIELD  [/#if]  \* MERGEFORMAT ">
+        <w:r>
+          <w:rPr>
+            <w:noProof/>
+          </w:rPr>
+          <w:t>«[/#if]»</w:t>
+        </w:r>
+      </w:fldSimple>
+    </w:p>
+    <w:p>
+      <w:pPr>
+        <w:pStyle w:val="TemplateCommand"/>
       </w:pPr>
       <w:r>
         <w:fldChar w:fldCharType="begin"/>
@@ -1200,7 +1114,7 @@
         <w:instrText>alr</w:instrText>
       </w:r>
       <w:r>
-        <w:instrText xml:space="preserve">.determination.articleReasonItems?seq_contains('ERROR_IN_NEW_ENTRANT_DATA_REPORT')]"  \* MERGEFORMAT </w:instrText>
+        <w:instrText xml:space="preserve">.determination.articleReasonItems?seq_contains('ERROR_IN_ACTIVITY_LEVEL_REPORT')]"  \* MERGEFORMAT </w:instrText>
       </w:r>
       <w:r>
         <w:fldChar w:fldCharType="separate"/>
@@ -1220,6 +1134,80 @@
     </w:p>
     <w:p>
       <w:pPr>
+        <w:rPr>
+          <w:rFonts w:cs="Arial"/>
+        </w:rPr>
+      </w:pPr>
+      <w:r>
+        <w:rPr>
+          <w:rFonts w:cs="Arial"/>
+        </w:rPr>
+        <w:t>There was an error in one or more activity level report(s) submitted to us under the Activity Level Changes Regulation</w:t>
+      </w:r>
+      <w:r>
+        <w:rPr>
+          <w:rFonts w:cs="Arial"/>
+        </w:rPr>
+        <w:t>.</w:t>
+      </w:r>
+    </w:p>
+    <w:p>
+      <w:pPr>
+        <w:rPr>
+          <w:lang w:eastAsia="en-US"/>
+        </w:rPr>
+      </w:pPr>
+    </w:p>
+    <w:p>
+      <w:pPr>
+        <w:pStyle w:val="TemplateCommand"/>
+        <w:rPr>
+          <w:noProof/>
+        </w:rPr>
+      </w:pPr>
+      <w:fldSimple w:instr=" MERGEFIELD  [/#if]  \* MERGEFORMAT ">
+        <w:r>
+          <w:rPr>
+            <w:noProof/>
+          </w:rPr>
+          <w:t>«[/#if]»</w:t>
+        </w:r>
+      </w:fldSimple>
+    </w:p>
+    <w:p>
+      <w:pPr>
+        <w:pStyle w:val="TemplateCommand"/>
+      </w:pPr>
+      <w:r>
+        <w:fldChar w:fldCharType="begin"/>
+      </w:r>
+      <w:r>
+        <w:instrText xml:space="preserve"> MERGEFIELD  "[#if params.</w:instrText>
+      </w:r>
+      <w:r>
+        <w:instrText>alr</w:instrText>
+      </w:r>
+      <w:r>
+        <w:instrText xml:space="preserve">.determination.articleReasonItems?seq_contains('ERROR_MADE_BY_REGULATOR_OR_AUTHORITY')]"  \* MERGEFORMAT </w:instrText>
+      </w:r>
+      <w:r>
+        <w:fldChar w:fldCharType="separate"/>
+      </w:r>
+      <w:r>
+        <w:rPr>
+          <w:noProof/>
+        </w:rPr>
+        <w:t>«[#if params.doal.determination.articleRe»</w:t>
+      </w:r>
+      <w:r>
+        <w:rPr>
+          <w:noProof/>
+        </w:rPr>
+        <w:fldChar w:fldCharType="end"/>
+      </w:r>
+    </w:p>
+    <w:p>
+      <w:pPr>
         <w:ind w:right="144"/>
         <w:rPr>
           <w:rFonts w:cs="Arial"/>
@@ -1229,7 +1217,13 @@
         <w:rPr>
           <w:rFonts w:cs="Arial"/>
         </w:rPr>
-        <w:t>There was an error in the application for free allocation made in respect of your installation under Article 5 of the Free Allocation Regulation.</w:t>
+        <w:t>There was an error of the regulator or the UK ETS authority in the exercise of functions under the Order, the Free Allocation Regulation or the Activity Level Changes Regulation</w:t>
+      </w:r>
+      <w:r>
+        <w:rPr>
+          <w:rFonts w:cs="Arial"/>
+        </w:rPr>
+        <w:t>.</w:t>
       </w:r>
     </w:p>
     <w:p>
@@ -1247,203 +1241,14 @@
           <w:noProof/>
         </w:rPr>
       </w:pPr>
-      <w:r>
-        <w:fldChar w:fldCharType="begin"/>
-      </w:r>
-      <w:r>
-        <w:instrText xml:space="preserve"> MERGEFIELD  [/#if]  \* MERGEFORMAT </w:instrText>
-      </w:r>
-      <w:r>
-        <w:fldChar w:fldCharType="separate"/>
-      </w:r>
-      <w:r>
-        <w:rPr>
-          <w:noProof/>
-        </w:rPr>
-        <w:t>«[/#if]»</w:t>
-      </w:r>
-      <w:r>
-        <w:rPr>
-          <w:noProof/>
-        </w:rPr>
-        <w:fldChar w:fldCharType="end"/>
-      </w:r>
-    </w:p>
-    <w:p>
-      <w:pPr>
-        <w:pStyle w:val="TemplateCommand"/>
-      </w:pPr>
-      <w:r>
-        <w:fldChar w:fldCharType="begin"/>
-      </w:r>
-      <w:r>
-        <w:instrText xml:space="preserve"> MERGEFIELD  "[#if params.</w:instrText>
-      </w:r>
-      <w:r>
-        <w:instrText>alr</w:instrText>
-      </w:r>
-      <w:r>
-        <w:instrText xml:space="preserve">.determination.articleReasonItems?seq_contains('ERROR_IN_ACTIVITY_LEVEL_REPORT')]"  \* MERGEFORMAT </w:instrText>
-      </w:r>
-      <w:r>
-        <w:fldChar w:fldCharType="separate"/>
-      </w:r>
-      <w:r>
-        <w:rPr>
-          <w:noProof/>
-        </w:rPr>
-        <w:t>«[#if params.doal.determination.articleRe»</w:t>
-      </w:r>
-      <w:r>
-        <w:rPr>
-          <w:noProof/>
-        </w:rPr>
-        <w:fldChar w:fldCharType="end"/>
-      </w:r>
-    </w:p>
-    <w:p>
-      <w:pPr>
-        <w:rPr>
-          <w:rFonts w:cs="Arial"/>
-        </w:rPr>
-      </w:pPr>
-      <w:r>
-        <w:rPr>
-          <w:rFonts w:cs="Arial"/>
-        </w:rPr>
-        <w:t>There was an error in one or more activity level report(s) submitted to us under the Activity Level Changes Regulation</w:t>
-      </w:r>
-      <w:r>
-        <w:rPr>
-          <w:rFonts w:cs="Arial"/>
-        </w:rPr>
-        <w:t>.</w:t>
-      </w:r>
-    </w:p>
-    <w:p>
-      <w:pPr>
-        <w:rPr>
-          <w:lang w:eastAsia="en-US"/>
-        </w:rPr>
-      </w:pPr>
-    </w:p>
-    <w:p>
-      <w:pPr>
-        <w:pStyle w:val="TemplateCommand"/>
-        <w:rPr>
-          <w:noProof/>
-        </w:rPr>
-      </w:pPr>
-      <w:r>
-        <w:fldChar w:fldCharType="begin"/>
-      </w:r>
-      <w:r>
-        <w:instrText xml:space="preserve"> MERGEFIELD  [/#if]  \* MERGEFORMAT </w:instrText>
-      </w:r>
-      <w:r>
-        <w:fldChar w:fldCharType="separate"/>
-      </w:r>
-      <w:r>
-        <w:rPr>
-          <w:noProof/>
-        </w:rPr>
-        <w:t>«[/#if]»</w:t>
-      </w:r>
-      <w:r>
-        <w:rPr>
-          <w:noProof/>
-        </w:rPr>
-        <w:fldChar w:fldCharType="end"/>
-      </w:r>
-    </w:p>
-    <w:p>
-      <w:pPr>
-        <w:pStyle w:val="TemplateCommand"/>
-      </w:pPr>
-      <w:r>
-        <w:fldChar w:fldCharType="begin"/>
-      </w:r>
-      <w:r>
-        <w:instrText xml:space="preserve"> MERGEFIELD  "[#if params.</w:instrText>
-      </w:r>
-      <w:r>
-        <w:instrText>alr</w:instrText>
-      </w:r>
-      <w:r>
-        <w:instrText xml:space="preserve">.determination.articleReasonItems?seq_contains('ERROR_MADE_BY_REGULATOR_OR_AUTHORITY')]"  \* MERGEFORMAT </w:instrText>
-      </w:r>
-      <w:r>
-        <w:fldChar w:fldCharType="separate"/>
-      </w:r>
-      <w:r>
-        <w:rPr>
-          <w:noProof/>
-        </w:rPr>
-        <w:t>«[#if params.doal.determination.articleRe»</w:t>
-      </w:r>
-      <w:r>
-        <w:rPr>
-          <w:noProof/>
-        </w:rPr>
-        <w:fldChar w:fldCharType="end"/>
-      </w:r>
-    </w:p>
-    <w:p>
-      <w:pPr>
-        <w:ind w:right="144"/>
-        <w:rPr>
-          <w:rFonts w:cs="Arial"/>
-        </w:rPr>
-      </w:pPr>
-      <w:r>
-        <w:rPr>
-          <w:rFonts w:cs="Arial"/>
-        </w:rPr>
-        <w:t>There was an error of the regulator or the UK ETS authority in the exercise of functions under the Order, the Free Allocation Regulation or the Activity Level Changes Regulation</w:t>
-      </w:r>
-      <w:r>
-        <w:rPr>
-          <w:rFonts w:cs="Arial"/>
-        </w:rPr>
-        <w:t>.</w:t>
-      </w:r>
-    </w:p>
-    <w:p>
-      <w:pPr>
-        <w:ind w:right="144"/>
-        <w:rPr>
-          <w:rFonts w:cs="Arial"/>
-        </w:rPr>
-      </w:pPr>
-    </w:p>
-    <w:p>
-      <w:pPr>
-        <w:pStyle w:val="TemplateCommand"/>
-        <w:rPr>
-          <w:noProof/>
-        </w:rPr>
-      </w:pPr>
-      <w:r>
-        <w:fldChar w:fldCharType="begin"/>
-      </w:r>
-      <w:r>
-        <w:instrText xml:space="preserve"> MERGEFIELD  [/#if]  \* MERGEFORMAT </w:instrText>
-      </w:r>
-      <w:r>
-        <w:fldChar w:fldCharType="separate"/>
-      </w:r>
-      <w:r>
-        <w:rPr>
-          <w:noProof/>
-        </w:rPr>
-        <w:t>«[/#if]»</w:t>
-      </w:r>
-      <w:r>
-        <w:rPr>
-          <w:noProof/>
-        </w:rPr>
-        <w:fldChar w:fldCharType="end"/>
-      </w:r>
+      <w:fldSimple w:instr=" MERGEFIELD  [/#if]  \* MERGEFORMAT ">
+        <w:r>
+          <w:rPr>
+            <w:noProof/>
+          </w:rPr>
+          <w:t>«[/#if]»</w:t>
+        </w:r>
+      </w:fldSimple>
     </w:p>
     <w:p>
       <w:pPr>
@@ -1622,27 +1427,105 @@
       <w:pPr>
         <w:pStyle w:val="TemplateCommand"/>
       </w:pPr>
-      <w:r>
+      <w:fldSimple w:instr=" MERGEFIELD  &quot;[#if params.authorityResponse.type=='VALID_WITH_CORRECTIONS']&quot;  \* MERGEFORMAT ">
+        <w:r>
+          <w:rPr>
+            <w:noProof/>
+          </w:rPr>
+          <w:t>«[#if params.authorityResponse.type=='VAL»</w:t>
+        </w:r>
+      </w:fldSimple>
+    </w:p>
+    <w:p>
+      <w:pPr>
+        <w:ind w:right="144"/>
+        <w:rPr>
+          <w:rFonts w:cs="Arial"/>
+        </w:rPr>
+      </w:pPr>
+      <w:r>
+        <w:rPr>
+          <w:rFonts w:cs="Arial"/>
+        </w:rPr>
+        <w:t>As part of its approval, the UK ETS authority made certain corrections to the information we submitted to them.</w:t>
+      </w:r>
+    </w:p>
+    <w:p>
+      <w:pPr>
+        <w:ind w:right="144"/>
+        <w:rPr>
+          <w:rFonts w:cs="Arial"/>
+        </w:rPr>
+      </w:pPr>
+    </w:p>
+    <w:p>
+      <w:pPr>
+        <w:ind w:right="144"/>
+        <w:rPr>
+          <w:rFonts w:cs="Arial"/>
+          <w:snapToGrid w:val="0"/>
+        </w:rPr>
+      </w:pPr>
+      <w:r>
+        <w:rPr>
+          <w:rFonts w:cs="Arial"/>
+          <w:snapToGrid w:val="0"/>
+        </w:rPr>
         <w:fldChar w:fldCharType="begin"/>
       </w:r>
       <w:r>
-        <w:instrText xml:space="preserve"> MERGEFIELD  "[#if params.authorityResponse.type=='VALID_WITH_CORRECTIONS']"  \* MERGEFORMAT </w:instrText>
-      </w:r>
-      <w:r>
+        <w:rPr>
+          <w:rFonts w:cs="Arial"/>
+          <w:snapToGrid w:val="0"/>
+        </w:rPr>
+        <w:instrText xml:space="preserve"> MERGEFIELD  ${params.authorityResponse.decisionNotice}  \* MERGEFORMAT </w:instrText>
+      </w:r>
+      <w:r>
+        <w:rPr>
+          <w:rFonts w:cs="Arial"/>
+          <w:snapToGrid w:val="0"/>
+        </w:rPr>
         <w:fldChar w:fldCharType="separate"/>
       </w:r>
       <w:r>
         <w:rPr>
+          <w:rFonts w:cs="Arial"/>
           <w:noProof/>
-        </w:rPr>
-        <w:t>«[#if params.authorityResponse.type=='VAL»</w:t>
-      </w:r>
-      <w:r>
+          <w:snapToGrid w:val="0"/>
+        </w:rPr>
+        <w:t>«${params.authorityResponse.decisionNotic»</w:t>
+      </w:r>
+      <w:r>
+        <w:rPr>
+          <w:rFonts w:cs="Arial"/>
+          <w:snapToGrid w:val="0"/>
+        </w:rPr>
+        <w:fldChar w:fldCharType="end"/>
+      </w:r>
+    </w:p>
+    <w:p>
+      <w:pPr>
+        <w:ind w:right="144"/>
+        <w:rPr>
+          <w:rFonts w:cs="Arial"/>
+        </w:rPr>
+      </w:pPr>
+    </w:p>
+    <w:p>
+      <w:pPr>
+        <w:pStyle w:val="TemplateCommand"/>
         <w:rPr>
           <w:noProof/>
         </w:rPr>
-        <w:fldChar w:fldCharType="end"/>
-      </w:r>
+      </w:pPr>
+      <w:fldSimple w:instr=" MERGEFIELD  [/#if]  \* MERGEFORMAT ">
+        <w:r>
+          <w:rPr>
+            <w:noProof/>
+          </w:rPr>
+          <w:t>«[/#if]»</w:t>
+        </w:r>
+      </w:fldSimple>
     </w:p>
     <w:p>
       <w:pPr>
@@ -1655,152 +1538,35 @@
         <w:rPr>
           <w:rFonts w:cs="Arial"/>
         </w:rPr>
-        <w:t>As part of its approval, the UK ETS authority made certain corrections to the information we submitted to them.</w:t>
-      </w:r>
-    </w:p>
-    <w:p>
-      <w:pPr>
-        <w:ind w:right="144"/>
-        <w:rPr>
-          <w:rFonts w:cs="Arial"/>
-        </w:rPr>
-      </w:pPr>
-    </w:p>
-    <w:p>
-      <w:pPr>
-        <w:ind w:right="144"/>
-        <w:rPr>
-          <w:rFonts w:cs="Arial"/>
-          <w:snapToGrid w:val="0"/>
-        </w:rPr>
-      </w:pPr>
-      <w:r>
-        <w:rPr>
-          <w:rFonts w:cs="Arial"/>
-          <w:snapToGrid w:val="0"/>
-        </w:rPr>
-        <w:fldChar w:fldCharType="begin"/>
-      </w:r>
-      <w:r>
-        <w:rPr>
-          <w:rFonts w:cs="Arial"/>
-          <w:snapToGrid w:val="0"/>
-        </w:rPr>
-        <w:instrText xml:space="preserve"> MERGEFIELD  ${params.authorityResponse.decisionNotice}  \* MERGEFORMAT </w:instrText>
-      </w:r>
-      <w:r>
-        <w:rPr>
-          <w:rFonts w:cs="Arial"/>
-          <w:snapToGrid w:val="0"/>
-        </w:rPr>
-        <w:fldChar w:fldCharType="separate"/>
-      </w:r>
-      <w:r>
-        <w:rPr>
-          <w:rFonts w:cs="Arial"/>
-          <w:noProof/>
-          <w:snapToGrid w:val="0"/>
-        </w:rPr>
-        <w:t>«${params.authorityResponse.decisionNotic»</w:t>
-      </w:r>
-      <w:r>
-        <w:rPr>
-          <w:rFonts w:cs="Arial"/>
-          <w:snapToGrid w:val="0"/>
-        </w:rPr>
-        <w:fldChar w:fldCharType="end"/>
-      </w:r>
-    </w:p>
-    <w:p>
-      <w:pPr>
-        <w:ind w:right="144"/>
-        <w:rPr>
-          <w:rFonts w:cs="Arial"/>
-        </w:rPr>
-      </w:pPr>
+        <w:t>In accordance with article 34</w:t>
+      </w:r>
+      <w:proofErr w:type="gramStart"/>
+      <w:r>
+        <w:rPr>
+          <w:rFonts w:cs="Arial"/>
+        </w:rPr>
+        <w:t>H(</w:t>
+      </w:r>
+      <w:proofErr w:type="gramEnd"/>
+      <w:r>
+        <w:rPr>
+          <w:rFonts w:cs="Arial"/>
+        </w:rPr>
+        <w:t>7) of the Order, we notify you that the approved final annual amount of allowances to be allocated to your installation is:</w:t>
+      </w:r>
     </w:p>
     <w:p>
       <w:pPr>
         <w:pStyle w:val="TemplateCommand"/>
-        <w:rPr>
-          <w:noProof/>
-        </w:rPr>
-      </w:pPr>
-      <w:r>
-        <w:fldChar w:fldCharType="begin"/>
-      </w:r>
-      <w:r>
-        <w:instrText xml:space="preserve"> MERGEFIELD  [/#if]  \* MERGEFORMAT </w:instrText>
-      </w:r>
-      <w:r>
-        <w:fldChar w:fldCharType="separate"/>
-      </w:r>
-      <w:r>
-        <w:rPr>
-          <w:noProof/>
-        </w:rPr>
-        <w:t>«[/#if]»</w:t>
-      </w:r>
-      <w:r>
-        <w:rPr>
-          <w:noProof/>
-        </w:rPr>
-        <w:fldChar w:fldCharType="end"/>
-      </w:r>
-    </w:p>
-    <w:p>
-      <w:pPr>
-        <w:ind w:right="144"/>
-        <w:rPr>
-          <w:rFonts w:cs="Arial"/>
-        </w:rPr>
-      </w:pPr>
-      <w:r>
-        <w:rPr>
-          <w:rFonts w:cs="Arial"/>
-        </w:rPr>
-        <w:t>In accordance with article 34</w:t>
-      </w:r>
-      <w:proofErr w:type="gramStart"/>
-      <w:r>
-        <w:rPr>
-          <w:rFonts w:cs="Arial"/>
-        </w:rPr>
-        <w:t>H(</w:t>
-      </w:r>
-      <w:proofErr w:type="gramEnd"/>
-      <w:r>
-        <w:rPr>
-          <w:rFonts w:cs="Arial"/>
-        </w:rPr>
-        <w:t>7) of the Order, we notify you that the approved final annual amount of allowances to be allocated to your installation is:</w:t>
-      </w:r>
-    </w:p>
-    <w:p>
-      <w:pPr>
-        <w:pStyle w:val="TemplateCommand"/>
-      </w:pPr>
-      <w:r>
-        <w:fldChar w:fldCharType="begin"/>
-      </w:r>
-      <w:r>
-        <w:instrText xml:space="preserve"> MERGEFIELD  [#else]  \* MERGEFORMAT </w:instrText>
-      </w:r>
-      <w:r>
-        <w:fldChar w:fldCharType="separate"/>
-      </w:r>
-      <w:r>
-        <w:rPr>
-          <w:noProof/>
-        </w:rPr>
-        <w:t>«[#else]»</w:t>
-      </w:r>
-      <w:r>
-        <w:rPr>
-          <w:noProof/>
-        </w:rPr>
-        <w:fldChar w:fldCharType="end"/>
-      </w:r>
+      </w:pPr>
+      <w:fldSimple w:instr=" MERGEFIELD  [#else]  \* MERGEFORMAT ">
+        <w:r>
+          <w:rPr>
+            <w:noProof/>
+          </w:rPr>
+          <w:t>«[#else]»</w:t>
+        </w:r>
+      </w:fldSimple>
     </w:p>
     <w:p>
       <w:pPr>
@@ -1981,27 +1747,14 @@
       <w:pPr>
         <w:pStyle w:val="TemplateCommand"/>
       </w:pPr>
-      <w:r>
-        <w:fldChar w:fldCharType="begin"/>
-      </w:r>
-      <w:r>
-        <w:instrText xml:space="preserve"> MERGEFIELD  [#else]  \* MERGEFORMAT </w:instrText>
-      </w:r>
-      <w:r>
-        <w:fldChar w:fldCharType="separate"/>
-      </w:r>
-      <w:r>
-        <w:rPr>
-          <w:noProof/>
-        </w:rPr>
-        <w:t>«[#else]»</w:t>
-      </w:r>
-      <w:r>
-        <w:rPr>
-          <w:noProof/>
-        </w:rPr>
-        <w:fldChar w:fldCharType="end"/>
-      </w:r>
+      <w:fldSimple w:instr=" MERGEFIELD  [#else]  \* MERGEFORMAT ">
+        <w:r>
+          <w:rPr>
+            <w:noProof/>
+          </w:rPr>
+          <w:t>«[#else]»</w:t>
+        </w:r>
+      </w:fldSimple>
     </w:p>
     <w:p>
       <w:pPr>
@@ -2093,30 +1846,14 @@
       <w:pPr>
         <w:pStyle w:val="TemplateCommand"/>
       </w:pPr>
-      <w:r>
-        <w:fldChar w:fldCharType="begin"/>
-      </w:r>
-      <w:r>
-        <w:instrText xml:space="preserve"> MERGEFIELD  [/#if]  \* MERGEFORM</w:instrText>
-      </w:r>
-      <w:r>
-        <w:instrText xml:space="preserve">AT </w:instrText>
-      </w:r>
-      <w:r>
-        <w:fldChar w:fldCharType="separate"/>
-      </w:r>
-      <w:r>
-        <w:rPr>
-          <w:noProof/>
-        </w:rPr>
-        <w:t>«[/#if]»</w:t>
-      </w:r>
-      <w:r>
-        <w:rPr>
-          <w:noProof/>
-        </w:rPr>
-        <w:fldChar w:fldCharType="end"/>
-      </w:r>
+      <w:fldSimple w:instr=" MERGEFIELD  [/#if]  \* MERGEFORMAT ">
+        <w:r>
+          <w:rPr>
+            <w:noProof/>
+          </w:rPr>
+          <w:t>«[/#if]»</w:t>
+        </w:r>
+      </w:fldSimple>
     </w:p>
     <w:p>
       <w:pPr>
@@ -2187,27 +1924,14 @@
           <w:noProof/>
         </w:rPr>
       </w:pPr>
-      <w:r>
-        <w:fldChar w:fldCharType="begin"/>
-      </w:r>
-      <w:r>
-        <w:instrText xml:space="preserve"> MERGEFIELD  [/#if]  \* MERGEFORMAT </w:instrText>
-      </w:r>
-      <w:r>
-        <w:fldChar w:fldCharType="separate"/>
-      </w:r>
-      <w:r>
-        <w:rPr>
-          <w:noProof/>
-        </w:rPr>
-        <w:t>«[/#if]»</w:t>
-      </w:r>
-      <w:r>
-        <w:rPr>
-          <w:noProof/>
-        </w:rPr>
-        <w:fldChar w:fldCharType="end"/>
-      </w:r>
+      <w:fldSimple w:instr=" MERGEFIELD  [/#if]  \* MERGEFORMAT ">
+        <w:r>
+          <w:rPr>
+            <w:noProof/>
+          </w:rPr>
+          <w:t>«[/#if]»</w:t>
+        </w:r>
+      </w:fldSimple>
     </w:p>
     <w:p>
       <w:pPr>
@@ -2320,27 +2044,14 @@
           <w:noProof/>
         </w:rPr>
       </w:pPr>
-      <w:r>
-        <w:fldChar w:fldCharType="begin"/>
-      </w:r>
-      <w:r>
-        <w:instrText xml:space="preserve"> MERGEFIELD  [/#if]  \* MERGEFORMAT </w:instrText>
-      </w:r>
-      <w:r>
-        <w:fldChar w:fldCharType="separate"/>
-      </w:r>
-      <w:r>
-        <w:rPr>
-          <w:noProof/>
-        </w:rPr>
-        <w:t>«[/#if]»</w:t>
-      </w:r>
-      <w:r>
-        <w:rPr>
-          <w:noProof/>
-        </w:rPr>
-        <w:fldChar w:fldCharType="end"/>
-      </w:r>
+      <w:fldSimple w:instr=" MERGEFIELD  [/#if]  \* MERGEFORMAT ">
+        <w:r>
+          <w:rPr>
+            <w:noProof/>
+          </w:rPr>
+          <w:t>«[/#if]»</w:t>
+        </w:r>
+      </w:fldSimple>
     </w:p>
     <w:p>
       <w:pPr>
@@ -2411,27 +2122,14 @@
           <w:noProof/>
         </w:rPr>
       </w:pPr>
-      <w:r>
-        <w:fldChar w:fldCharType="begin"/>
-      </w:r>
-      <w:r>
-        <w:instrText xml:space="preserve"> MERGEFIELD  [/#if]  \* MERGEFORMAT </w:instrText>
-      </w:r>
-      <w:r>
-        <w:fldChar w:fldCharType="separate"/>
-      </w:r>
-      <w:r>
-        <w:rPr>
-          <w:noProof/>
-        </w:rPr>
-        <w:t>«[/#if]»</w:t>
-      </w:r>
-      <w:r>
-        <w:rPr>
-          <w:noProof/>
-        </w:rPr>
-        <w:fldChar w:fldCharType="end"/>
-      </w:r>
+      <w:fldSimple w:instr=" MERGEFIELD  [/#if]  \* MERGEFORMAT ">
+        <w:r>
+          <w:rPr>
+            <w:noProof/>
+          </w:rPr>
+          <w:t>«[/#if]»</w:t>
+        </w:r>
+      </w:fldSimple>
     </w:p>
     <w:p>
       <w:pPr>
@@ -2498,56 +2196,27 @@
           <w:noProof/>
         </w:rPr>
       </w:pPr>
-      <w:r>
-        <w:fldChar w:fldCharType="begin"/>
-      </w:r>
-      <w:r>
-        <w:instrText xml:space="preserve"> MERGEFIELD  [/#if]  \* MERGEFORMAT </w:instrText>
-      </w:r>
-      <w:r>
-        <w:fldChar w:fldCharType="separate"/>
-      </w:r>
-      <w:r>
-        <w:rPr>
-          <w:noProof/>
-        </w:rPr>
-        <w:t>«[/#if]»</w:t>
-      </w:r>
-      <w:r>
-        <w:rPr>
-          <w:noProof/>
-        </w:rPr>
-        <w:fldChar w:fldCharType="end"/>
-      </w:r>
+      <w:fldSimple w:instr=" MERGEFIELD  [/#if]  \* MERGEFORMAT ">
+        <w:r>
+          <w:rPr>
+            <w:noProof/>
+          </w:rPr>
+          <w:t>«[/#if]»</w:t>
+        </w:r>
+      </w:fldSimple>
     </w:p>
     <w:p>
       <w:pPr>
         <w:pStyle w:val="TemplateCommand"/>
       </w:pPr>
-      <w:r>
-        <w:fldChar w:fldCharType="begin"/>
-      </w:r>
-      <w:r>
-        <w:instrText xml:space="preserve"> MERGEFIELD  "[#if params.alr.determination.articleReasonItems?seq_contains('TEMPORARY_CESSATION')]"  \* MERGEFO</w:instrText>
-      </w:r>
-      <w:r>
-        <w:instrText xml:space="preserve">RMAT </w:instrText>
-      </w:r>
-      <w:r>
-        <w:fldChar w:fldCharType="separate"/>
-      </w:r>
-      <w:r>
-        <w:rPr>
-          <w:noProof/>
-        </w:rPr>
-        <w:t>«[#if params.doal.determination.articleRe»</w:t>
-      </w:r>
-      <w:r>
-        <w:rPr>
-          <w:noProof/>
-        </w:rPr>
-        <w:fldChar w:fldCharType="end"/>
-      </w:r>
+      <w:fldSimple w:instr=" MERGEFIELD  &quot;[#if params.alr.determination.articleReasonItems?seq_contains('TEMPORARY_CESSATION')]&quot;  \* MERGEFORMAT ">
+        <w:r>
+          <w:rPr>
+            <w:noProof/>
+          </w:rPr>
+          <w:t>«[#if params.doal.determination.articleRe»</w:t>
+        </w:r>
+      </w:fldSimple>
     </w:p>
     <w:p>
       <w:pPr>
@@ -2566,8 +2235,6 @@
       <w:r>
         <w:rPr>
           <w:rFonts w:cs="Arial"/>
-          <w:i/>
-          <w:iCs/>
           <w:color w:val="292A2E"/>
           <w:lang w:val="en-US" w:eastAsia="el-GR"/>
         </w:rPr>
@@ -2577,7 +2244,6 @@
     <w:p>
       <w:pPr>
         <w:spacing w:before="0" w:beforeAutospacing="0" w:after="0" w:afterAutospacing="0"/>
-        <w:ind w:left="720"/>
         <w:jc w:val="left"/>
         <w:rPr>
           <w:rFonts w:cs="Arial"/>
@@ -2588,72 +2254,35 @@
     </w:p>
     <w:p>
       <w:pPr>
-        <w:spacing w:before="0" w:beforeAutospacing="0" w:after="0" w:afterAutospacing="0"/>
-        <w:jc w:val="left"/>
-        <w:rPr>
-          <w:rFonts w:cs="Arial"/>
-          <w:color w:val="292A2E"/>
-          <w:lang w:val="en-US" w:eastAsia="el-GR"/>
-        </w:rPr>
-      </w:pPr>
-    </w:p>
-    <w:p>
-      <w:pPr>
         <w:pStyle w:val="TemplateCommand"/>
         <w:rPr>
           <w:noProof/>
         </w:rPr>
       </w:pPr>
-      <w:r>
-        <w:fldChar w:fldCharType="begin"/>
-      </w:r>
-      <w:r>
-        <w:instrText xml:space="preserve"> MERGEFIELD  [/#if]  \* MERGEFORMAT </w:instrText>
-      </w:r>
-      <w:r>
-        <w:fldChar w:fldCharType="separate"/>
-      </w:r>
-      <w:r>
+      <w:fldSimple w:instr=" MERGEFIELD  [/#if]  \* MERGEFORMAT ">
+        <w:r>
+          <w:rPr>
+            <w:noProof/>
+          </w:rPr>
+          <w:t>«[/#if]»</w:t>
+        </w:r>
+      </w:fldSimple>
+    </w:p>
+    <w:p>
+      <w:pPr>
+        <w:pStyle w:val="TemplateCommand"/>
         <w:rPr>
           <w:noProof/>
         </w:rPr>
-        <w:t>«[/#if]»</w:t>
-      </w:r>
-      <w:r>
-        <w:rPr>
-          <w:noProof/>
-        </w:rPr>
-        <w:fldChar w:fldCharType="end"/>
-      </w:r>
-    </w:p>
-    <w:p>
-      <w:pPr>
-        <w:pStyle w:val="TemplateCommand"/>
-        <w:rPr>
-          <w:noProof/>
-        </w:rPr>
-      </w:pPr>
-      <w:r>
-        <w:fldChar w:fldCharType="begin"/>
-      </w:r>
-      <w:r>
-        <w:instrText xml:space="preserve"> MERGEFIELD  "[#if params.alr.determination.articleReasonItems?seq_contains('PERMANENT_CESSATION')]"  \* MERGEFORMAT </w:instrText>
-      </w:r>
-      <w:r>
-        <w:fldChar w:fldCharType="separate"/>
-      </w:r>
-      <w:r>
-        <w:rPr>
-          <w:noProof/>
-        </w:rPr>
-        <w:t>«[#if params.doal.determination.articleRe»</w:t>
-      </w:r>
-      <w:r>
-        <w:rPr>
-          <w:noProof/>
-        </w:rPr>
-        <w:fldChar w:fldCharType="end"/>
-      </w:r>
+      </w:pPr>
+      <w:fldSimple w:instr=" MERGEFIELD  &quot;[#if params.alr.determination.articleReasonItems?seq_contains('PERMANENT_CESSATION')]&quot;  \* MERGEFORMAT ">
+        <w:r>
+          <w:rPr>
+            <w:noProof/>
+          </w:rPr>
+          <w:t>«[#if params.doal.determination.articleRe»</w:t>
+        </w:r>
+      </w:fldSimple>
     </w:p>
     <w:p>
       <w:pPr>
@@ -2664,6 +2293,7 @@
         </w:numPr>
         <w:spacing w:before="0" w:beforeAutospacing="0" w:after="0" w:afterAutospacing="0"/>
         <w:rPr>
+          <w:rStyle w:val="Emphasis"/>
           <w:rFonts w:ascii="Arial" w:hAnsi="Arial" w:cs="Arial"/>
           <w:color w:val="292A2E"/>
           <w:sz w:val="20"/>
@@ -2675,6 +2305,8 @@
         <w:rPr>
           <w:rStyle w:val="Emphasis"/>
           <w:rFonts w:ascii="Arial" w:hAnsi="Arial" w:cs="Arial"/>
+          <w:i w:val="0"/>
+          <w:iCs w:val="0"/>
           <w:color w:val="292A2E"/>
           <w:sz w:val="20"/>
           <w:szCs w:val="20"/>
@@ -2700,6 +2332,8 @@
         <w:rPr>
           <w:rStyle w:val="Emphasis"/>
           <w:rFonts w:ascii="Arial" w:hAnsi="Arial" w:cs="Arial"/>
+          <w:i w:val="0"/>
+          <w:iCs w:val="0"/>
           <w:color w:val="292A2E"/>
           <w:sz w:val="20"/>
           <w:szCs w:val="20"/>
@@ -2710,39 +2344,35 @@
     </w:p>
     <w:p>
       <w:pPr>
+        <w:pStyle w:val="NormalWeb"/>
+        <w:spacing w:before="0" w:beforeAutospacing="0" w:after="0" w:afterAutospacing="0"/>
+        <w:ind w:left="720"/>
+        <w:rPr>
+          <w:rFonts w:ascii="Arial" w:hAnsi="Arial" w:cs="Arial"/>
+          <w:i/>
+          <w:iCs/>
+          <w:color w:val="292A2E"/>
+          <w:sz w:val="20"/>
+          <w:szCs w:val="20"/>
+          <w:lang w:val="en-US"/>
+        </w:rPr>
+      </w:pPr>
+    </w:p>
+    <w:p>
+      <w:pPr>
         <w:pStyle w:val="TemplateCommand"/>
         <w:rPr>
           <w:noProof/>
         </w:rPr>
       </w:pPr>
-      <w:r>
-        <w:fldChar w:fldCharType="begin"/>
-      </w:r>
-      <w:r>
-        <w:instrText xml:space="preserve"> MERGEFIELD  [/#if]  \* MERGEFORMAT </w:instrText>
-      </w:r>
-      <w:r>
-        <w:fldChar w:fldCharType="separate"/>
-      </w:r>
-      <w:r>
-        <w:rPr>
-          <w:noProof/>
-        </w:rPr>
-        <w:t>«[/#if]»</w:t>
-      </w:r>
-      <w:r>
-        <w:rPr>
-          <w:noProof/>
-        </w:rPr>
-        <w:fldChar w:fldCharType="end"/>
-      </w:r>
-    </w:p>
-    <w:p>
-      <w:pPr>
-        <w:rPr>
-          <w:lang w:eastAsia="en-US"/>
-        </w:rPr>
-      </w:pPr>
+      <w:fldSimple w:instr=" MERGEFIELD  [/#if]  \* MERGEFORMAT ">
+        <w:r>
+          <w:rPr>
+            <w:noProof/>
+          </w:rPr>
+          <w:t>«[/#if]»</w:t>
+        </w:r>
+      </w:fldSimple>
     </w:p>
     <w:p>
       <w:pPr>
@@ -2863,27 +2493,105 @@
       <w:pPr>
         <w:pStyle w:val="TemplateCommand"/>
       </w:pPr>
-      <w:r>
+      <w:fldSimple w:instr=" MERGEFIELD  &quot;[#if params.authorityResponse.type=='VALID_WITH_CORRECTIONS']&quot;  \* MERGEFORMAT ">
+        <w:r>
+          <w:rPr>
+            <w:noProof/>
+          </w:rPr>
+          <w:t>«[#if params.authorityResponse.type=='VAL»</w:t>
+        </w:r>
+      </w:fldSimple>
+    </w:p>
+    <w:p>
+      <w:pPr>
+        <w:ind w:right="144"/>
+        <w:rPr>
+          <w:rFonts w:cs="Arial"/>
+        </w:rPr>
+      </w:pPr>
+      <w:r>
+        <w:rPr>
+          <w:rFonts w:cs="Arial"/>
+        </w:rPr>
+        <w:t>As part of its approval, the UK ETS authority made certain corrections to the information we submitted to them.</w:t>
+      </w:r>
+    </w:p>
+    <w:p>
+      <w:pPr>
+        <w:ind w:right="144"/>
+        <w:rPr>
+          <w:rFonts w:cs="Arial"/>
+        </w:rPr>
+      </w:pPr>
+    </w:p>
+    <w:p>
+      <w:pPr>
+        <w:ind w:right="144"/>
+        <w:rPr>
+          <w:rFonts w:cs="Arial"/>
+          <w:snapToGrid w:val="0"/>
+        </w:rPr>
+      </w:pPr>
+      <w:r>
+        <w:rPr>
+          <w:rFonts w:cs="Arial"/>
+          <w:snapToGrid w:val="0"/>
+        </w:rPr>
         <w:fldChar w:fldCharType="begin"/>
       </w:r>
       <w:r>
-        <w:instrText xml:space="preserve"> MERGEFIELD  "[#if params.authorityResponse.type=='VALID_WITH_CORRECTIONS']"  \* MERGEFORMAT </w:instrText>
-      </w:r>
-      <w:r>
+        <w:rPr>
+          <w:rFonts w:cs="Arial"/>
+          <w:snapToGrid w:val="0"/>
+        </w:rPr>
+        <w:instrText xml:space="preserve"> MERGEFIELD  ${params.authorityResponse.decisionNotice}  \* MERGEFORMAT </w:instrText>
+      </w:r>
+      <w:r>
+        <w:rPr>
+          <w:rFonts w:cs="Arial"/>
+          <w:snapToGrid w:val="0"/>
+        </w:rPr>
         <w:fldChar w:fldCharType="separate"/>
       </w:r>
       <w:r>
         <w:rPr>
+          <w:rFonts w:cs="Arial"/>
           <w:noProof/>
-        </w:rPr>
-        <w:t>«[#if params.authorityResponse.type=='VAL»</w:t>
-      </w:r>
-      <w:r>
+          <w:snapToGrid w:val="0"/>
+        </w:rPr>
+        <w:t>«${params.authorityResponse.decisionNotic»</w:t>
+      </w:r>
+      <w:r>
+        <w:rPr>
+          <w:rFonts w:cs="Arial"/>
+          <w:snapToGrid w:val="0"/>
+        </w:rPr>
+        <w:fldChar w:fldCharType="end"/>
+      </w:r>
+    </w:p>
+    <w:p>
+      <w:pPr>
+        <w:ind w:right="144"/>
+        <w:rPr>
+          <w:rFonts w:cs="Arial"/>
+        </w:rPr>
+      </w:pPr>
+    </w:p>
+    <w:p>
+      <w:pPr>
+        <w:pStyle w:val="TemplateCommand"/>
         <w:rPr>
           <w:noProof/>
         </w:rPr>
-        <w:fldChar w:fldCharType="end"/>
-      </w:r>
+      </w:pPr>
+      <w:fldSimple w:instr=" MERGEFIELD  [/#if]  \* MERGEFORMAT ">
+        <w:r>
+          <w:rPr>
+            <w:noProof/>
+          </w:rPr>
+          <w:t>«[/#if]»</w:t>
+        </w:r>
+      </w:fldSimple>
     </w:p>
     <w:p>
       <w:pPr>
@@ -2896,155 +2604,38 @@
         <w:rPr>
           <w:rFonts w:cs="Arial"/>
         </w:rPr>
-        <w:t>As part of its approval, the UK ETS authority made certain corrections to the information we submitted to them.</w:t>
-      </w:r>
-    </w:p>
-    <w:p>
-      <w:pPr>
-        <w:ind w:right="144"/>
-        <w:rPr>
-          <w:rFonts w:cs="Arial"/>
-        </w:rPr>
-      </w:pPr>
-    </w:p>
-    <w:p>
-      <w:pPr>
-        <w:ind w:right="144"/>
-        <w:rPr>
-          <w:rFonts w:cs="Arial"/>
-          <w:snapToGrid w:val="0"/>
-        </w:rPr>
-      </w:pPr>
-      <w:r>
-        <w:rPr>
-          <w:rFonts w:cs="Arial"/>
-          <w:snapToGrid w:val="0"/>
-        </w:rPr>
-        <w:fldChar w:fldCharType="begin"/>
-      </w:r>
-      <w:r>
-        <w:rPr>
-          <w:rFonts w:cs="Arial"/>
-          <w:snapToGrid w:val="0"/>
-        </w:rPr>
-        <w:instrText xml:space="preserve"> MERGEFIELD  ${params.authorityResponse.decisionNotice}  \* MERGEFORMAT </w:instrText>
-      </w:r>
-      <w:r>
-        <w:rPr>
-          <w:rFonts w:cs="Arial"/>
-          <w:snapToGrid w:val="0"/>
-        </w:rPr>
-        <w:fldChar w:fldCharType="separate"/>
-      </w:r>
-      <w:r>
-        <w:rPr>
-          <w:rFonts w:cs="Arial"/>
+        <w:t xml:space="preserve">In accordance with Article 6a of the Activity Level Changes Regulation, we notify you that the approved final annual </w:t>
+      </w:r>
+      <w:proofErr w:type="gramStart"/>
+      <w:r>
+        <w:rPr>
+          <w:rFonts w:cs="Arial"/>
+        </w:rPr>
+        <w:t>amount</w:t>
+      </w:r>
+      <w:proofErr w:type="gramEnd"/>
+      <w:r>
+        <w:rPr>
+          <w:rFonts w:cs="Arial"/>
+        </w:rPr>
+        <w:t xml:space="preserve"> of allowances to be allocated to your installation is:</w:t>
+      </w:r>
+    </w:p>
+    <w:p>
+      <w:pPr>
+        <w:pStyle w:val="TemplateCommand"/>
+        <w:rPr>
           <w:noProof/>
-          <w:snapToGrid w:val="0"/>
-        </w:rPr>
-        <w:t>«${params.authorityResponse.decisionNotic»</w:t>
-      </w:r>
-      <w:r>
-        <w:rPr>
-          <w:rFonts w:cs="Arial"/>
-          <w:snapToGrid w:val="0"/>
-        </w:rPr>
-        <w:fldChar w:fldCharType="end"/>
-      </w:r>
-    </w:p>
-    <w:p>
-      <w:pPr>
-        <w:ind w:right="144"/>
-        <w:rPr>
-          <w:rFonts w:cs="Arial"/>
-        </w:rPr>
-      </w:pPr>
-    </w:p>
-    <w:p>
-      <w:pPr>
-        <w:pStyle w:val="TemplateCommand"/>
-        <w:rPr>
-          <w:noProof/>
-        </w:rPr>
-      </w:pPr>
-      <w:r>
-        <w:fldChar w:fldCharType="begin"/>
-      </w:r>
-      <w:r>
-        <w:instrText xml:space="preserve"> MERGEFIELD  [/#if]  \* MERGEFORMAT </w:instrText>
-      </w:r>
-      <w:r>
-        <w:fldChar w:fldCharType="separate"/>
-      </w:r>
-      <w:r>
-        <w:rPr>
-          <w:noProof/>
-        </w:rPr>
-        <w:t>«[/#if]»</w:t>
-      </w:r>
-      <w:r>
-        <w:rPr>
-          <w:noProof/>
-        </w:rPr>
-        <w:fldChar w:fldCharType="end"/>
-      </w:r>
-    </w:p>
-    <w:p>
-      <w:pPr>
-        <w:ind w:right="144"/>
-        <w:rPr>
-          <w:rFonts w:cs="Arial"/>
-        </w:rPr>
-      </w:pPr>
-      <w:r>
-        <w:rPr>
-          <w:rFonts w:cs="Arial"/>
-        </w:rPr>
-        <w:t xml:space="preserve">In accordance with Article 6a of the Activity Level Changes Regulation, we notify you that the approved final annual </w:t>
-      </w:r>
-      <w:proofErr w:type="gramStart"/>
-      <w:r>
-        <w:rPr>
-          <w:rFonts w:cs="Arial"/>
-        </w:rPr>
-        <w:t>amount</w:t>
-      </w:r>
-      <w:proofErr w:type="gramEnd"/>
-      <w:r>
-        <w:rPr>
-          <w:rFonts w:cs="Arial"/>
-        </w:rPr>
-        <w:t xml:space="preserve"> of allowances to be allocated to your installation is:</w:t>
-      </w:r>
-    </w:p>
-    <w:p>
-      <w:pPr>
-        <w:pStyle w:val="TemplateCommand"/>
-        <w:rPr>
-          <w:noProof/>
-        </w:rPr>
-      </w:pPr>
-      <w:r>
-        <w:fldChar w:fldCharType="begin"/>
-      </w:r>
-      <w:r>
-        <w:instrText xml:space="preserve"> MERGEFIELD  [/#if]  \* MERGEFORMAT </w:instrText>
-      </w:r>
-      <w:r>
-        <w:fldChar w:fldCharType="separate"/>
-      </w:r>
-      <w:r>
-        <w:rPr>
-          <w:noProof/>
-        </w:rPr>
-        <w:t>«[/#if]»</w:t>
-      </w:r>
-      <w:r>
-        <w:rPr>
-          <w:noProof/>
-        </w:rPr>
-        <w:fldChar w:fldCharType="end"/>
-      </w:r>
+        </w:rPr>
+      </w:pPr>
+      <w:fldSimple w:instr=" MERGEFIELD  [/#if]  \* MERGEFORMAT ">
+        <w:r>
+          <w:rPr>
+            <w:noProof/>
+          </w:rPr>
+          <w:t>«[/#if]»</w:t>
+        </w:r>
+      </w:fldSimple>
     </w:p>
     <w:tbl>
       <w:tblPr>
@@ -3120,48 +2711,22 @@
             <w:tcW w:w="1692" w:type="pct"/>
           </w:tcPr>
           <w:p>
-            <w:r>
-              <w:fldChar w:fldCharType="begin"/>
-            </w:r>
-            <w:r>
-              <w:instrText xml:space="preserve"> MERGEFIELD  "@before-row[#list params.authorityResponse.totalAllocationsPerYear as key, value]"  \* MERGEFORMAT </w:instrText>
-            </w:r>
-            <w:r>
-              <w:fldChar w:fldCharType="separate"/>
-            </w:r>
-            <w:r>
-              <w:rPr>
-                <w:noProof/>
-              </w:rPr>
-              <w:t>«@before-row[#list params.authorityRespon»</w:t>
-            </w:r>
-            <w:r>
-              <w:rPr>
-                <w:noProof/>
-              </w:rPr>
-              <w:fldChar w:fldCharType="end"/>
-            </w:r>
-            <w:r>
-              <w:fldChar w:fldCharType="begin"/>
-            </w:r>
-            <w:r>
-              <w:instrText xml:space="preserve"> MERGEFIELD  ${(key)!}  \* MERGEFORMAT </w:instrText>
-            </w:r>
-            <w:r>
-              <w:fldChar w:fldCharType="separate"/>
-            </w:r>
-            <w:r>
-              <w:rPr>
-                <w:noProof/>
-              </w:rPr>
-              <w:t>«${(key)!}»</w:t>
-            </w:r>
-            <w:r>
-              <w:rPr>
-                <w:noProof/>
-              </w:rPr>
-              <w:fldChar w:fldCharType="end"/>
-            </w:r>
+            <w:fldSimple w:instr=" MERGEFIELD  &quot;@before-row[#list params.authorityResponse.totalAllocationsPerYear as key, value]&quot;  \* MERGEFORMAT ">
+              <w:r>
+                <w:rPr>
+                  <w:noProof/>
+                </w:rPr>
+                <w:t>«@before-row[#list params.authorityRespon»</w:t>
+              </w:r>
+            </w:fldSimple>
+            <w:fldSimple w:instr=" MERGEFIELD  ${(key)!}  \* MERGEFORMAT ">
+              <w:r>
+                <w:rPr>
+                  <w:noProof/>
+                </w:rPr>
+                <w:t>«${(key)!}»</w:t>
+              </w:r>
+            </w:fldSimple>
             <w:r>
               <w:fldChar w:fldCharType="begin"/>
             </w:r>
@@ -3190,27 +2755,14 @@
             <w:tcW w:w="3308" w:type="pct"/>
           </w:tcPr>
           <w:p>
-            <w:r>
-              <w:fldChar w:fldCharType="begin"/>
-            </w:r>
-            <w:r>
-              <w:instrText xml:space="preserve"> MERGEFIELD  ${(value)!}  \* MERGEFORMAT </w:instrText>
-            </w:r>
-            <w:r>
-              <w:fldChar w:fldCharType="separate"/>
-            </w:r>
-            <w:r>
-              <w:rPr>
-                <w:noProof/>
-              </w:rPr>
-              <w:t>«${(value)!}»</w:t>
-            </w:r>
-            <w:r>
-              <w:rPr>
-                <w:noProof/>
-              </w:rPr>
-              <w:fldChar w:fldCharType="end"/>
-            </w:r>
+            <w:fldSimple w:instr=" MERGEFIELD  ${(value)!}  \* MERGEFORMAT ">
+              <w:r>
+                <w:rPr>
+                  <w:noProof/>
+                </w:rPr>
+                <w:t>«${(value)!}»</w:t>
+              </w:r>
+            </w:fldSimple>
           </w:p>
         </w:tc>
       </w:tr>
@@ -4870,7 +4422,6 @@
     <w:name w:val="Normal (Web)"/>
     <w:basedOn w:val="Normal"/>
     <w:uiPriority w:val="99"/>
-    <w:semiHidden/>
     <w:unhideWhenUsed/>
     <w:rsid w:val="00C55495"/>
     <w:pPr>
@@ -5198,6 +4749,48 @@
 </file>
 
 <file path=customXml/item1.xml><?xml version="1.0" encoding="utf-8"?>
+<?mso-contentType ?>
+<FormTemplates xmlns="http://schemas.microsoft.com/sharepoint/v3/contenttype/forms">
+  <Display>DocumentLibraryForm</Display>
+  <Edit>DocumentLibraryForm</Edit>
+  <New>DocumentLibraryForm</New>
+</FormTemplates>
+</file>
+
+<file path=customXml/item2.xml><?xml version="1.0" encoding="utf-8"?>
+<p:properties xmlns:p="http://schemas.microsoft.com/office/2006/metadata/properties" xmlns:xsi="http://www.w3.org/2001/XMLSchema-instance" xmlns:pc="http://schemas.microsoft.com/office/infopath/2007/PartnerControls">
+  <documentManagement>
+    <Government_x0020_Body xmlns="b413c3fd-5a3b-4239-b985-69032e371c04">BEIS</Government_x0020_Body>
+    <Date_x0020_Opened xmlns="b413c3fd-5a3b-4239-b985-69032e371c04">2025-09-18T13:27:26+00:00</Date_x0020_Opened>
+    <LegacyData xmlns="aaacb922-5235-4a66-b188-303b9b46fbd7" xsi:nil="true"/>
+    <Descriptor xmlns="0063f72e-ace3-48fb-9c1f-5b513408b31f" xsi:nil="true"/>
+    <m975189f4ba442ecbf67d4147307b177 xmlns="faac64c1-01ff-446a-acab-2cde8bf797ec">
+      <Terms xmlns="http://schemas.microsoft.com/office/infopath/2007/PartnerControls">
+        <TermInfo xmlns="http://schemas.microsoft.com/office/infopath/2007/PartnerControls">
+          <TermName xmlns="http://schemas.microsoft.com/office/infopath/2007/PartnerControls">BEIS:Net Zero, Buildings and Industry:Industrial Energy:UK ETS Delivery</TermName>
+          <TermId xmlns="http://schemas.microsoft.com/office/infopath/2007/PartnerControls">1788b8e5-6d0a-4cde-aaf0-425d3e6d5788</TermId>
+        </TermInfo>
+      </Terms>
+    </m975189f4ba442ecbf67d4147307b177>
+    <TaxCatchAll xmlns="faac64c1-01ff-446a-acab-2cde8bf797ec">
+      <Value>1</Value>
+    </TaxCatchAll>
+    <Security_x0020_Classification xmlns="0063f72e-ace3-48fb-9c1f-5b513408b31f">OFFICIAL</Security_x0020_Classification>
+    <lcf76f155ced4ddcb4097134ff3c332f xmlns="2baed3fd-e151-4071-ba61-84ee9d9612ee">
+      <Terms xmlns="http://schemas.microsoft.com/office/infopath/2007/PartnerControls"/>
+    </lcf76f155ced4ddcb4097134ff3c332f>
+    <Retention_x0020_Label xmlns="a8f60570-4bd3-4f2b-950b-a996de8ab151" xsi:nil="true"/>
+    <Date_x0020_Closed xmlns="b413c3fd-5a3b-4239-b985-69032e371c04" xsi:nil="true"/>
+    <_dlc_DocId xmlns="faac64c1-01ff-446a-acab-2cde8bf797ec">ASRAD667UMXK-1755778968-98724</_dlc_DocId>
+    <_dlc_DocIdUrl xmlns="faac64c1-01ff-446a-acab-2cde8bf797ec">
+      <Url>https://beisgov.sharepoint.com/sites/UKETSDelShare/_layouts/15/DocIdRedir.aspx?ID=ASRAD667UMXK-1755778968-98724</Url>
+      <Description>ASRAD667UMXK-1755778968-98724</Description>
+    </_dlc_DocIdUrl>
+  </documentManagement>
+</p:properties>
+</file>
+
+<file path=customXml/item3.xml><?xml version="1.0" encoding="utf-8"?>
 <ct:contentTypeSchema xmlns:ct="http://schemas.microsoft.com/office/2006/metadata/contentType" xmlns:ma="http://schemas.microsoft.com/office/2006/metadata/properties/metaAttributes" ct:_="" ma:_="" ma:contentTypeName="Document" ma:contentTypeID="0x01010021FBFA0342EB724A95B4909723D26D68" ma:contentTypeVersion="27" ma:contentTypeDescription="Create a new document." ma:contentTypeScope="" ma:versionID="50abe45d9a5458c75cc0bcc1193a350b">
   <xsd:schema xmlns:xsd="http://www.w3.org/2001/XMLSchema" xmlns:xs="http://www.w3.org/2001/XMLSchema" xmlns:p="http://schemas.microsoft.com/office/2006/metadata/properties" xmlns:ns2="faac64c1-01ff-446a-acab-2cde8bf797ec" xmlns:ns3="0063f72e-ace3-48fb-9c1f-5b513408b31f" xmlns:ns4="b413c3fd-5a3b-4239-b985-69032e371c04" xmlns:ns5="a8f60570-4bd3-4f2b-950b-a996de8ab151" xmlns:ns6="aaacb922-5235-4a66-b188-303b9b46fbd7" xmlns:ns7="2baed3fd-e151-4071-ba61-84ee9d9612ee" targetNamespace="http://schemas.microsoft.com/office/2006/metadata/properties" ma:root="true" ma:fieldsID="6e0fdf41df6564b2707235fc708662e7" ns2:_="" ns3:_="" ns4:_="" ns5:_="" ns6:_="" ns7:_="">
     <xsd:import namespace="faac64c1-01ff-446a-acab-2cde8bf797ec"/>
@@ -5570,48 +5163,6 @@
 </ct:contentTypeSchema>
 </file>
 
-<file path=customXml/item2.xml><?xml version="1.0" encoding="utf-8"?>
-<p:properties xmlns:p="http://schemas.microsoft.com/office/2006/metadata/properties" xmlns:xsi="http://www.w3.org/2001/XMLSchema-instance" xmlns:pc="http://schemas.microsoft.com/office/infopath/2007/PartnerControls">
-  <documentManagement>
-    <Government_x0020_Body xmlns="b413c3fd-5a3b-4239-b985-69032e371c04">BEIS</Government_x0020_Body>
-    <Date_x0020_Opened xmlns="b413c3fd-5a3b-4239-b985-69032e371c04">2025-09-18T13:27:26+00:00</Date_x0020_Opened>
-    <LegacyData xmlns="aaacb922-5235-4a66-b188-303b9b46fbd7" xsi:nil="true"/>
-    <Descriptor xmlns="0063f72e-ace3-48fb-9c1f-5b513408b31f" xsi:nil="true"/>
-    <m975189f4ba442ecbf67d4147307b177 xmlns="faac64c1-01ff-446a-acab-2cde8bf797ec">
-      <Terms xmlns="http://schemas.microsoft.com/office/infopath/2007/PartnerControls">
-        <TermInfo xmlns="http://schemas.microsoft.com/office/infopath/2007/PartnerControls">
-          <TermName xmlns="http://schemas.microsoft.com/office/infopath/2007/PartnerControls">BEIS:Net Zero, Buildings and Industry:Industrial Energy:UK ETS Delivery</TermName>
-          <TermId xmlns="http://schemas.microsoft.com/office/infopath/2007/PartnerControls">1788b8e5-6d0a-4cde-aaf0-425d3e6d5788</TermId>
-        </TermInfo>
-      </Terms>
-    </m975189f4ba442ecbf67d4147307b177>
-    <TaxCatchAll xmlns="faac64c1-01ff-446a-acab-2cde8bf797ec">
-      <Value>1</Value>
-    </TaxCatchAll>
-    <Security_x0020_Classification xmlns="0063f72e-ace3-48fb-9c1f-5b513408b31f">OFFICIAL</Security_x0020_Classification>
-    <lcf76f155ced4ddcb4097134ff3c332f xmlns="2baed3fd-e151-4071-ba61-84ee9d9612ee">
-      <Terms xmlns="http://schemas.microsoft.com/office/infopath/2007/PartnerControls"/>
-    </lcf76f155ced4ddcb4097134ff3c332f>
-    <Retention_x0020_Label xmlns="a8f60570-4bd3-4f2b-950b-a996de8ab151" xsi:nil="true"/>
-    <Date_x0020_Closed xmlns="b413c3fd-5a3b-4239-b985-69032e371c04" xsi:nil="true"/>
-    <_dlc_DocId xmlns="faac64c1-01ff-446a-acab-2cde8bf797ec">ASRAD667UMXK-1755778968-98724</_dlc_DocId>
-    <_dlc_DocIdUrl xmlns="faac64c1-01ff-446a-acab-2cde8bf797ec">
-      <Url>https://beisgov.sharepoint.com/sites/UKETSDelShare/_layouts/15/DocIdRedir.aspx?ID=ASRAD667UMXK-1755778968-98724</Url>
-      <Description>ASRAD667UMXK-1755778968-98724</Description>
-    </_dlc_DocIdUrl>
-  </documentManagement>
-</p:properties>
-</file>
-
-<file path=customXml/item3.xml><?xml version="1.0" encoding="utf-8"?>
-<?mso-contentType ?>
-<FormTemplates xmlns="http://schemas.microsoft.com/sharepoint/v3/contenttype/forms">
-  <Display>DocumentLibraryForm</Display>
-  <Edit>DocumentLibraryForm</Edit>
-  <New>DocumentLibraryForm</New>
-</FormTemplates>
-</file>
-
 <file path=customXml/item4.xml><?xml version="1.0" encoding="utf-8"?>
 <?mso-contentType ?>
 <spe:Receivers xmlns:spe="http://schemas.microsoft.com/sharepoint/events">
@@ -5663,6 +5214,29 @@
 </file>
 
 <file path=customXml/itemProps1.xml><?xml version="1.0" encoding="utf-8"?>
+<ds:datastoreItem xmlns:ds="http://schemas.openxmlformats.org/officeDocument/2006/customXml" ds:itemID="{3A2505A5-64E2-48CB-802C-29255666C426}">
+  <ds:schemaRefs>
+    <ds:schemaRef ds:uri="http://schemas.microsoft.com/sharepoint/v3/contenttype/forms"/>
+  </ds:schemaRefs>
+</ds:datastoreItem>
+</file>
+
+<file path=customXml/itemProps2.xml><?xml version="1.0" encoding="utf-8"?>
+<ds:datastoreItem xmlns:ds="http://schemas.openxmlformats.org/officeDocument/2006/customXml" ds:itemID="{69F3623F-EA6B-4F84-8582-9BF2DBB34080}">
+  <ds:schemaRefs>
+    <ds:schemaRef ds:uri="http://schemas.microsoft.com/office/2006/metadata/properties"/>
+    <ds:schemaRef ds:uri="http://schemas.microsoft.com/office/infopath/2007/PartnerControls"/>
+    <ds:schemaRef ds:uri="b413c3fd-5a3b-4239-b985-69032e371c04"/>
+    <ds:schemaRef ds:uri="aaacb922-5235-4a66-b188-303b9b46fbd7"/>
+    <ds:schemaRef ds:uri="0063f72e-ace3-48fb-9c1f-5b513408b31f"/>
+    <ds:schemaRef ds:uri="faac64c1-01ff-446a-acab-2cde8bf797ec"/>
+    <ds:schemaRef ds:uri="2baed3fd-e151-4071-ba61-84ee9d9612ee"/>
+    <ds:schemaRef ds:uri="a8f60570-4bd3-4f2b-950b-a996de8ab151"/>
+  </ds:schemaRefs>
+</ds:datastoreItem>
+</file>
+
+<file path=customXml/itemProps3.xml><?xml version="1.0" encoding="utf-8"?>
 <ds:datastoreItem xmlns:ds="http://schemas.openxmlformats.org/officeDocument/2006/customXml" ds:itemID="{BDEB431E-021E-4C6C-8C4E-0DB298FFEDAC}">
   <ds:schemaRefs>
     <ds:schemaRef ds:uri="http://schemas.microsoft.com/office/2006/metadata/contentType"/>
@@ -5685,29 +5259,6 @@
 </ds:datastoreItem>
 </file>
 
-<file path=customXml/itemProps2.xml><?xml version="1.0" encoding="utf-8"?>
-<ds:datastoreItem xmlns:ds="http://schemas.openxmlformats.org/officeDocument/2006/customXml" ds:itemID="{69F3623F-EA6B-4F84-8582-9BF2DBB34080}">
-  <ds:schemaRefs>
-    <ds:schemaRef ds:uri="http://schemas.microsoft.com/office/2006/metadata/properties"/>
-    <ds:schemaRef ds:uri="http://schemas.microsoft.com/office/infopath/2007/PartnerControls"/>
-    <ds:schemaRef ds:uri="b413c3fd-5a3b-4239-b985-69032e371c04"/>
-    <ds:schemaRef ds:uri="aaacb922-5235-4a66-b188-303b9b46fbd7"/>
-    <ds:schemaRef ds:uri="0063f72e-ace3-48fb-9c1f-5b513408b31f"/>
-    <ds:schemaRef ds:uri="faac64c1-01ff-446a-acab-2cde8bf797ec"/>
-    <ds:schemaRef ds:uri="2baed3fd-e151-4071-ba61-84ee9d9612ee"/>
-    <ds:schemaRef ds:uri="a8f60570-4bd3-4f2b-950b-a996de8ab151"/>
-  </ds:schemaRefs>
-</ds:datastoreItem>
-</file>
-
-<file path=customXml/itemProps3.xml><?xml version="1.0" encoding="utf-8"?>
-<ds:datastoreItem xmlns:ds="http://schemas.openxmlformats.org/officeDocument/2006/customXml" ds:itemID="{3A2505A5-64E2-48CB-802C-29255666C426}">
-  <ds:schemaRefs>
-    <ds:schemaRef ds:uri="http://schemas.microsoft.com/sharepoint/v3/contenttype/forms"/>
-  </ds:schemaRefs>
-</ds:datastoreItem>
-</file>
-
 <file path=customXml/itemProps4.xml><?xml version="1.0" encoding="utf-8"?>
 <ds:datastoreItem xmlns:ds="http://schemas.openxmlformats.org/officeDocument/2006/customXml" ds:itemID="{432BC511-745A-4A2C-AD20-AB16191C2D3A}">
   <ds:schemaRefs>
